--- a/docs/CRONOGRAMA-MARCOS-E-CADENCIA.docx
+++ b/docs/CRONOGRAMA-MARCOS-E-CADENCIA.docx
@@ -3,20 +3,18 @@
 <w:document xmlns:w="http://schemas.openxmlformats.org/wordprocessingml/2006/main">
   <w:body>
     <w:p>
-      <w:pPr>
-        <w:pStyle w:val="Heading1"/>
-      </w:pPr>
-      <w:r>
-        <w:rPr/>
-        <w:t xml:space="preserve">Cronograma, marcos e cadência — Conectadois</w:t>
-      </w:r>
-    </w:p>
-    <w:p/>
-    <w:p>
       <w:pPr/>
       <w:r>
         <w:rPr/>
-        <w:t xml:space="preserve">Versão: 1.0 — 2 de setembro de 2026</w:t>
+        <w:t xml:space="preserve">Definir responsáveis e matriz RACI# Cronograma, marcos e cadência — Conectadois</w:t>
+      </w:r>
+    </w:p>
+    <w:p/>
+    <w:p>
+      <w:pPr/>
+      <w:r>
+        <w:rPr/>
+        <w:t xml:space="preserve">Versão: 1.1 — atualizada em 21 de setembro de 2026</w:t>
       </w:r>
     </w:p>
     <w:p>
@@ -1504,7 +1502,7 @@
       </w:r>
       <w:r>
         <w:rPr/>
-        <w:t xml:space="preserve">ciclo 5: adivinhação, escolhas coincidentes e fechamento;</w:t>
+        <w:t xml:space="preserve">ciclo 5: três níveis, desafios, adivinhação, escolhas coincidentes e fechamento;</w:t>
       </w:r>
     </w:p>
     <w:p>
@@ -1828,6 +1826,21 @@
       </w:r>
       <w:r>
         <w:rPr/>
+        <w:t xml:space="preserve">tarefa 143: integrar resultado bilateral de formas de afeto, sugestões aprovadas e lembrete semanal opt-in;</w:t>
+      </w:r>
+    </w:p>
+    <w:p>
+      <w:pPr>
+        <w:pStyle w:val="ListParagraph"/>
+      </w:pPr>
+      <w:r>
+        <w:rPr>
+          <w:b/>
+        </w:rPr>
+        <w:t xml:space="preserve">â€¢</w:t>
+      </w:r>
+      <w:r>
+        <w:rPr/>
         <w:t xml:space="preserve">QA exploratório completo.</w:t>
       </w:r>
     </w:p>
@@ -1836,7 +1849,7 @@
       <w:pPr/>
       <w:r>
         <w:rPr/>
-        <w:t xml:space="preserve">Saída: candidato tecnicamente apto para UAT.</w:t>
+        <w:t xml:space="preserve">Saída: candidato tecnicamente apto para UAT, incluindo a integração pré-lançamento da tarefa 143.</w:t>
       </w:r>
     </w:p>
     <w:p/>
@@ -1885,7 +1898,7 @@
       </w:r>
       <w:r>
         <w:rPr/>
-        <w:t xml:space="preserve">realizar UAT antes do recesso;</w:t>
+        <w:t xml:space="preserve">realizar UAT antes do recesso somente após concluir a tarefa 143;</w:t>
       </w:r>
     </w:p>
     <w:p>
@@ -2519,7 +2532,7 @@
           <w:p>
             <w:r>
               <w:rPr/>
-              <w:t xml:space="preserve">jornada completa em dois dispositivos e painel funcional</w:t>
+              <w:t xml:space="preserve">núcleo do primeiro piloto e integração 143 concluídos em dois dispositivos</w:t>
             </w:r>
           </w:p>
         </w:tc>
@@ -2611,7 +2624,7 @@
           <w:p>
             <w:r>
               <w:rPr/>
-              <w:t xml:space="preserve">QA, segurança, acessibilidade, LGPD e UAT sem bloqueador</w:t>
+              <w:t xml:space="preserve">QA, segurança, acessibilidade, LGPD, tarefa 143 e UAT sem bloqueador</w:t>
             </w:r>
           </w:p>
         </w:tc>
